--- a/products-storage/17-odnostoronniy-akt-i-zachet/04-slovar-poley.docx
+++ b/products-storage/17-odnostoronniy-akt-i-zachet/04-slovar-poley.docx
@@ -551,7 +551,7 @@
         <w:pStyle w:val="Heading1"/>
       </w:pPr>
       <w:r>
-        <w:t>Возражение на сумму</w:t>
+        <w:t>Возражение на списание в одностороннем порядке</w:t>
       </w:r>
     </w:p>
     <w:tbl>
@@ -700,7 +700,7 @@
                 <w:b w:val="0"/>
                 <w:sz w:val="17"/>
               </w:rPr>
-              <w:t>ДОВОД_О_УСЛОВИЯХ_ЗАЧЕТА</w:t>
+              <w:t>ДОВОД_ПО_СТАТЬЕ_410</w:t>
             </w:r>
           </w:p>
         </w:tc>
@@ -719,7 +719,7 @@
                 <w:b w:val="0"/>
                 <w:sz w:val="17"/>
               </w:rPr>
-              <w:t>Только при зачёте по статье 410 ГК РФ: конкретное несоблюдённое условие и доказательство.</w:t>
+              <w:t>При ссылке заказчика на статью 410 ГК РФ проверьте встречность, однородность, срок исполнения требований и получение заявления. Укажите конкретное нарушение и доказательство.</w:t>
             </w:r>
           </w:p>
         </w:tc>
